--- a/Reporte_Estadistica_Descriptiva.docx
+++ b/Reporte_Estadistica_Descriptiva.docx
@@ -123,7 +123,7 @@
           <w:sz w:val="22"/>
           <w:szCs w:val="22"/>
         </w:rPr>
-        <w:t xml:space="preserve">Más allá de las estadísticas convencionales, el análisis profundiza en cruces no evidentes que revelan patrones contraintuitivos: la paradoja del estudiante desfasado que trabaja más pero no invierte en tecnología, el embudo aspiracional de marcas donde Xiaomi y Motorola funcionan como trampolines hacia Apple/Samsung, y el efecto de la estructura familiar como proxy socioeconómico oculto.</w:t>
+        <w:t xml:space="preserve">Más allá de las estadísticas convencionales, el análisis profundiza en cruces no evidentes que revelan patrones contraintuitivos: la paradoja del estudiante desfasado que trabaja más pero no invierte en tecnología, el migración de marca de marcas donde Xiaomi y Motorola funcionan como trampolines hacia Apple/Samsung, y el efecto de la estructura familiar como indicador indirecto del presupuesto familiar oculto.</w:t>
       </w:r>
     </w:p>
     <w:p>
@@ -2254,7 +2254,7 @@
           <w:sz w:val="26"/>
           <w:szCs w:val="26"/>
         </w:rPr>
-        <w:t xml:space="preserve">1. El embudo aspiracional de marcas</w:t>
+        <w:t xml:space="preserve">1. De qué marca se quieren cambiar</w:t>
       </w:r>
     </w:p>
     <w:p>
@@ -2362,7 +2362,7 @@
           <w:sz w:val="26"/>
           <w:szCs w:val="26"/>
         </w:rPr>
-        <w:t xml:space="preserve">2. La paradoja del estudiante desfasado</w:t>
+        <w:t xml:space="preserve">2. Los atrasados trabajan más pero no gastan más en teléfono</w:t>
       </w:r>
     </w:p>
     <w:p>
@@ -2470,7 +2470,7 @@
           <w:sz w:val="26"/>
           <w:szCs w:val="26"/>
         </w:rPr>
-        <w:t xml:space="preserve">3. Apple y su pipeline de segunda mano</w:t>
+        <w:t xml:space="preserve">3. Apple es la única con mucha segunda mano</w:t>
       </w:r>
     </w:p>
     <w:p>
@@ -2583,7 +2583,7 @@
           <w:sz w:val="26"/>
           <w:szCs w:val="26"/>
         </w:rPr>
-        <w:t xml:space="preserve">4. El efecto hermanos: proxy socioeconómico oculto</w:t>
+        <w:t xml:space="preserve">4. Los hijos únicos traen teléfonos con más capacidad</w:t>
       </w:r>
     </w:p>
     <w:p>
@@ -2676,7 +2676,7 @@
           <w:sz w:val="26"/>
           <w:szCs w:val="26"/>
         </w:rPr>
-        <w:t xml:space="preserve">5. Los irregulares son más premium (contraintuitivo)</w:t>
+        <w:t xml:space="preserve">5. Los irregulares tienen MÁS teléfonos caros</w:t>
       </w:r>
     </w:p>
     <w:p>
@@ -2769,7 +2769,7 @@
           <w:sz w:val="26"/>
           <w:szCs w:val="26"/>
         </w:rPr>
-        <w:t xml:space="preserve">6. El semestre 6 como punto de quiebre</w:t>
+        <w:t xml:space="preserve">6. En semestre 6 empiezan a pagarse sus cosas</w:t>
       </w:r>
     </w:p>
     <w:p>
@@ -2974,7 +2974,7 @@
           <w:sz w:val="22"/>
           <w:szCs w:val="22"/>
         </w:rPr>
-        <w:t xml:space="preserve">Embudo aspiracional: Xiaomi (-45 netos) y Motorola (-24 netos) son trampolines, no destinos. Redefine el concepto de cuota de mercado.</w:t>
+        <w:t xml:space="preserve">Los de Xiaomi y Motorola se quieren ir: Xiaomi (-45 netos) y Motorola (-24 netos) son trampolines, no destinos. Redefine el concepto de cuota de mercado.</w:t>
       </w:r>
     </w:p>
     <w:p>
@@ -2991,7 +2991,7 @@
           <w:sz w:val="22"/>
           <w:szCs w:val="22"/>
         </w:rPr>
-        <w:t xml:space="preserve">Paradoja del desfasado: trabajan al doble (57.7% vs 30.5%) pero no mejoran su tecnología. El empleo es por necesidad, no por oportunidad.</w:t>
+        <w:t xml:space="preserve">Los atrasados trabajan al doble (57.7% vs 30.5%) pero no tienen mejor teléfono: trabajan al doble (57.7% vs 30.5%) pero no mejoran su tecnología. El empleo es por necesidad, no por oportunidad.</w:t>
       </w:r>
     </w:p>
     <w:p>
@@ -3008,7 +3008,7 @@
           <w:sz w:val="22"/>
           <w:szCs w:val="22"/>
         </w:rPr>
-        <w:t xml:space="preserve">Pipeline Apple: 20% de iPhones son de segunda mano, creando un canal de entrada único que ninguna otra marca replica.</w:t>
+        <w:t xml:space="preserve">Apple tiene 20% de segunda mano: 20% de iPhones son de segunda mano, creando un canal de entrada único que ninguna otra marca replica.</w:t>
       </w:r>
     </w:p>
     <w:p>
@@ -3025,7 +3025,7 @@
           <w:sz w:val="22"/>
           <w:szCs w:val="22"/>
         </w:rPr>
-        <w:t xml:space="preserve">Proxy socioeconómico: hijos únicos tienen 23% más capacidad. La variable "hermanos" codifica información económica no capturada directamente.</w:t>
+        <w:t xml:space="preserve">Tener hermanos: hijos únicos tienen 23% más capacidad. La variable "hermanos" codifica información económica no capturada directamente.</w:t>
       </w:r>
     </w:p>
     <w:p>
@@ -3059,7 +3059,7 @@
           <w:sz w:val="22"/>
           <w:szCs w:val="22"/>
         </w:rPr>
-        <w:t xml:space="preserve">Punto de quiebre semestre 6: pico de empleo + valle de plan contratado = transición de dependencia familiar a autonomía financiera.</w:t>
+        <w:t xml:space="preserve">Semestre 6 es donde más trabajan y menos plan tienen: pico de empleo + valle de plan contratado = transición de dependencia familiar a autonomía financiera.</w:t>
       </w:r>
     </w:p>
     <w:sectPr>
